--- a/VESTA_Folleto_Comercial_2026.docx
+++ b/VESTA_Folleto_Comercial_2026.docx
@@ -160,7 +160,7 @@
           <w:sz w:val="22"/>
           <w:szCs w:val="22"/>
         </w:rPr>
-        <w:t xml:space="preserve">V.E.S.T.A. es un exoesqueleto robótico activo de tren superior diseñado para asistir y amplificar el movimiento humano en tiempo real. Integra sensores de flexión, unidades de medición inercial (IMU), inteligencia artificial embebida y conectividad IoT en un sistema modular, escalable y de bajo costo, orientado a prevenir lesiones musculoesqueléticas y mejorar el rendimiento físico en entornos laborales, industriales y de rehabilitación.</w:t>
+        <w:t>V.E.S.T.A. es un exoesqueleto robótico activo de tren superior diseñado para asistir y amplificar el movimiento humano en tiempo real. Integra botones anclados al antebrazo, unidades de medición inercial (IMU), inteligencia artificial embebida y conectividad IoT en un sistema modular, escalable y de bajo costo, orientado a prevenir lesiones musculoesqueléticas y mejorar el rendimiento físico en entornos laborales, industriales y de rehabilitación.</w:t>
       </w:r>
     </w:p>
     <w:p>
@@ -1089,14 +1089,12 @@
       </w:pPr>
       <w:r>
         <w:rPr>
-          <w:rFonts w:ascii="Arial" w:cs="Arial" w:eastAsia="Arial" w:hAnsi="Arial"/>
+          <w:rFonts w:ascii="Arial" w:hAnsi="Arial" w:cs="Arial" w:eastAsia="Arial"/>
           <w:b/>
-          <w:bCs/>
           <w:color w:val="00B4D8"/>
           <w:sz w:val="24"/>
-          <w:szCs w:val="24"/>
-        </w:rPr>
-        <w:t xml:space="preserve">Etapa 1 — Captura de Movimiento</w:t>
+        </w:rPr>
+        <w:t>Etapa 1 — Captura de Entrada</w:t>
       </w:r>
     </w:p>
     <w:p>
@@ -1106,14 +1104,12 @@
       </w:pPr>
       <w:r>
         <w:rPr>
-          <w:rFonts w:ascii="Arial" w:cs="Arial" w:eastAsia="Arial" w:hAnsi="Arial"/>
-          <w:b w:val="false"/>
-          <w:bCs w:val="false"/>
+          <w:rFonts w:ascii="Arial" w:hAnsi="Arial" w:cs="Arial" w:eastAsia="Arial"/>
+          <w:b w:val="0"/>
           <w:color w:val="4A5568"/>
           <w:sz w:val="22"/>
-          <w:szCs w:val="22"/>
-        </w:rPr>
-        <w:t xml:space="preserve">Sensores flex en el codo y unidades inerciales MPU6050 en ambos hombros capturan ángulos articulares, aceleración lineal y velocidad angular a 100 Hz. Las señales son digitalizadas y transmitidas al microcontrolador vía protocolo I²C.</w:t>
+        </w:rPr>
+        <w:t>Botones anclados al antebrazo y unidades inerciales MPU6050 en ambos hombros registran comandos del usuario, aceleración lineal y velocidad angular a 100 Hz. Las señales son digitalizadas y transmitidas al microcontrolador mediante entradas digitales e I²C según el módulo.</w:t>
       </w:r>
     </w:p>
     <w:p>
